--- a/ywbc_GUTSOB_data.id.form.docx
+++ b/ywbc_GUTSOB_data.id.form.docx
@@ -458,6 +458,22 @@
           <w:szCs w:val="24"/>
         </w:rPr>
         <w:t xml:space="preserve"> Repository:</w:t>
+      </w:r>
+      <w:r>
+        <w:rPr>
+          <w:rFonts w:ascii="Helvetica Neue" w:eastAsia="Helvetica Neue" w:hAnsi="Helvetica Neue" w:cs="Helvetica Neue"/>
+          <w:sz w:val="24"/>
+          <w:szCs w:val="24"/>
+        </w:rPr>
+        <w:t xml:space="preserve"> </w:t>
+      </w:r>
+      <w:r>
+        <w:rPr>
+          <w:rFonts w:ascii="Helvetica Neue" w:eastAsia="Helvetica Neue" w:hAnsi="Helvetica Neue" w:cs="Helvetica Neue"/>
+          <w:sz w:val="24"/>
+          <w:szCs w:val="24"/>
+        </w:rPr>
+        <w:t>https://changit.bwh.harvard.edu/Chronic-Disease-Epi/YWang-BCardona_GUTSOB_10_2025</w:t>
       </w:r>
     </w:p>
     <w:bookmarkStart w:id="0" w:name="_heading=h.mcxo5mc6l12p" w:colFirst="0" w:colLast="0"/>
@@ -3459,6 +3475,7 @@
                 <w:sz w:val="22"/>
                 <w:szCs w:val="22"/>
               </w:rPr>
+              <w:lastRenderedPageBreak/>
               <w:t>/</w:t>
             </w:r>
             <w:proofErr w:type="spellStart"/>
@@ -3571,7 +3588,6 @@
                 <w:sz w:val="22"/>
                 <w:szCs w:val="22"/>
               </w:rPr>
-              <w:lastRenderedPageBreak/>
               <w:t>/</w:t>
             </w:r>
             <w:proofErr w:type="spellStart"/>
@@ -5002,6 +5018,7 @@
                 <w:sz w:val="22"/>
                 <w:szCs w:val="22"/>
               </w:rPr>
+              <w:lastRenderedPageBreak/>
               <w:t>07/07/2025</w:t>
             </w:r>
           </w:p>
@@ -5025,7 +5042,6 @@
                 <w:sz w:val="22"/>
                 <w:szCs w:val="22"/>
               </w:rPr>
-              <w:lastRenderedPageBreak/>
               <w:t>07/07/2025</w:t>
             </w:r>
           </w:p>
@@ -9973,7 +9989,6 @@
           <w:rFonts w:ascii="Helvetica Neue" w:eastAsia="Helvetica Neue" w:hAnsi="Helvetica Neue" w:cs="Helvetica Neue"/>
           <w:i w:val="0"/>
         </w:rPr>
-        <w:lastRenderedPageBreak/>
         <w:t>Study Documentation Files</w:t>
       </w:r>
     </w:p>
